--- a/Manual_Sistemas_Pablo Trescastro.docx
+++ b/Manual_Sistemas_Pablo Trescastro.docx
@@ -1413,7 +1413,6 @@
         <w:rPr/>
       </w:pPr>
       <w:r/>
-      <w:r/>
       <w:bookmarkStart w:id="6" w:name="_Toc6"/>
       <w:r>
         <w:rPr>
@@ -1425,7 +1424,6 @@
         <w:t xml:space="preserve">Backup</w:t>
       </w:r>
       <w:bookmarkEnd w:id="6"/>
-      <w:r/>
       <w:r/>
       <w:r/>
     </w:p>
@@ -2416,7 +2414,9 @@
       </w:r>
       <w:r>
         <w:rPr>
-          <w:highlight w:val="none"/>
+          <w:rFonts w:ascii="Times New Roman" w:hAnsi="Times New Roman" w:eastAsia="Times New Roman" w:cs="Times New Roman"/>
+          <w:sz w:val="24"/>
+          <w:szCs w:val="24"/>
         </w:rPr>
       </w:r>
       <w:r>
@@ -2424,6 +2424,7 @@
           <w:rFonts w:ascii="Times New Roman" w:hAnsi="Times New Roman" w:eastAsia="Times New Roman" w:cs="Times New Roman"/>
           <w:sz w:val="24"/>
           <w:szCs w:val="24"/>
+          <w:highlight w:val="none"/>
         </w:rPr>
       </w:r>
     </w:p>
@@ -5883,6 +5884,94 @@
         <w:ind/>
         <w:rPr/>
       </w:pPr>
+      <w:r/>
+      <w:r/>
+      <w:r/>
+    </w:p>
+    <w:p>
+      <w:pPr>
+        <w:pBdr/>
+        <w:spacing/>
+        <w:ind/>
+        <w:rPr/>
+      </w:pPr>
+      <w:r/>
+      <w:r/>
+      <w:r/>
+    </w:p>
+    <w:p>
+      <w:pPr>
+        <w:pBdr/>
+        <w:spacing/>
+        <w:ind/>
+        <w:rPr/>
+      </w:pPr>
+      <w:r/>
+      <w:r/>
+      <w:r/>
+    </w:p>
+    <w:p>
+      <w:pPr>
+        <w:pBdr/>
+        <w:spacing/>
+        <w:ind/>
+        <w:rPr/>
+      </w:pPr>
+      <w:r/>
+      <w:r/>
+      <w:r/>
+    </w:p>
+    <w:p>
+      <w:pPr>
+        <w:pBdr/>
+        <w:spacing/>
+        <w:ind/>
+        <w:rPr/>
+      </w:pPr>
+      <w:r/>
+      <w:r/>
+      <w:r/>
+    </w:p>
+    <w:p>
+      <w:pPr>
+        <w:pBdr/>
+        <w:spacing/>
+        <w:ind/>
+        <w:rPr/>
+      </w:pPr>
+      <w:r/>
+      <w:r/>
+      <w:r/>
+    </w:p>
+    <w:p>
+      <w:pPr>
+        <w:pBdr/>
+        <w:spacing/>
+        <w:ind/>
+        <w:rPr/>
+      </w:pPr>
+      <w:r/>
+      <w:r/>
+      <w:r/>
+    </w:p>
+    <w:p>
+      <w:pPr>
+        <w:pBdr/>
+        <w:spacing/>
+        <w:ind/>
+        <w:rPr/>
+      </w:pPr>
+      <w:r/>
+      <w:r/>
+      <w:r/>
+    </w:p>
+    <w:p>
+      <w:pPr>
+        <w:pBdr/>
+        <w:spacing/>
+        <w:ind/>
+        <w:rPr/>
+      </w:pPr>
       <w:r>
         <w:rPr>
           <w:rFonts w:ascii="Times New Roman" w:hAnsi="Times New Roman" w:eastAsia="Times New Roman" w:cs="Times New Roman"/>
@@ -5893,6 +5982,7 @@
           <w:szCs w:val="48"/>
           <w14:ligatures w14:val="none"/>
         </w:rPr>
+        <w:t xml:space="preserve">ANEXO: Actualizacion Marzo</w:t>
       </w:r>
       <w:r/>
     </w:p>
